--- a/downloads/teacher/04 Units/Unit 05 - Apparel and Textile Production and Design - Make It, Mend It, Wear It/Lesson 05.19 - Careers in Textiles Apparel and Design and Unit 5 Review and Test.docx
+++ b/downloads/teacher/04 Units/Unit 05 - Apparel and Textile Production and Design - Make It, Mend It, Wear It/Lesson 05.19 - Careers in Textiles Apparel and Design and Unit 5 Review and Test.docx
@@ -310,23 +310,41 @@
       <w:r>
         <w:t xml:space="preserve">By the end of this lesson, students will be able to:</w:t>
       </w:r>
-      <w:r>
-        <w:t xml:space="preserve"> </w:t>
-      </w:r>
-      <w:r>
-        <w:t xml:space="preserve">1. (Low) Match at least ten textile, apparel, and design careers to what the person does all day.</w:t>
-      </w:r>
-      <w:r>
-        <w:t xml:space="preserve"> </w:t>
-      </w:r>
-      <w:r>
-        <w:t xml:space="preserve">2. (Mid) Sort careers by education path (on-the-job training or apprenticeship, certificate or two-year degree, four-year degree) and identify the two on the list that are commonly run as a small business.</w:t>
-      </w:r>
-      <w:r>
-        <w:t xml:space="preserve"> </w:t>
-      </w:r>
-      <w:r>
-        <w:t xml:space="preserve">3. (High) Evaluate their own fit for one career using the</w:t>
+    </w:p>
+    <w:p>
+      <w:pPr>
+        <w:numPr>
+          <w:ilvl w:val="0"/>
+          <w:numId w:val="1002"/>
+        </w:numPr>
+        <w:pStyle w:val="Compact"/>
+      </w:pPr>
+      <w:r>
+        <w:t xml:space="preserve">(Low) Match at least ten textile, apparel, and design careers to what the person does all day.</w:t>
+      </w:r>
+    </w:p>
+    <w:p>
+      <w:pPr>
+        <w:numPr>
+          <w:ilvl w:val="0"/>
+          <w:numId w:val="1002"/>
+        </w:numPr>
+        <w:pStyle w:val="Compact"/>
+      </w:pPr>
+      <w:r>
+        <w:t xml:space="preserve">(Mid) Sort careers by education path (on-the-job training or apprenticeship, certificate or two-year degree, four-year degree) and identify the two on the list that are commonly run as a small business.</w:t>
+      </w:r>
+    </w:p>
+    <w:p>
+      <w:pPr>
+        <w:numPr>
+          <w:ilvl w:val="0"/>
+          <w:numId w:val="1002"/>
+        </w:numPr>
+        <w:pStyle w:val="Compact"/>
+      </w:pPr>
+      <w:r>
+        <w:t xml:space="preserve">(High) Evaluate their own fit for one career using the</w:t>
       </w:r>
       <w:r>
         <w:t xml:space="preserve"> </w:t>
@@ -400,7 +418,7 @@
       <w:pPr>
         <w:numPr>
           <w:ilvl w:val="0"/>
-          <w:numId w:val="1002"/>
+          <w:numId w:val="1003"/>
         </w:numPr>
         <w:pStyle w:val="Compact"/>
       </w:pPr>
@@ -418,7 +436,7 @@
       <w:pPr>
         <w:numPr>
           <w:ilvl w:val="0"/>
-          <w:numId w:val="1002"/>
+          <w:numId w:val="1003"/>
         </w:numPr>
         <w:pStyle w:val="Compact"/>
       </w:pPr>
@@ -448,7 +466,7 @@
       <w:pPr>
         <w:numPr>
           <w:ilvl w:val="0"/>
-          <w:numId w:val="1002"/>
+          <w:numId w:val="1003"/>
         </w:numPr>
         <w:pStyle w:val="Compact"/>
       </w:pPr>
@@ -484,7 +502,7 @@
       <w:pPr>
         <w:numPr>
           <w:ilvl w:val="0"/>
-          <w:numId w:val="1002"/>
+          <w:numId w:val="1003"/>
         </w:numPr>
         <w:pStyle w:val="Compact"/>
       </w:pPr>
@@ -502,7 +520,7 @@
       <w:pPr>
         <w:numPr>
           <w:ilvl w:val="0"/>
-          <w:numId w:val="1002"/>
+          <w:numId w:val="1003"/>
         </w:numPr>
         <w:pStyle w:val="Compact"/>
       </w:pPr>
@@ -514,7 +532,7 @@
       <w:pPr>
         <w:numPr>
           <w:ilvl w:val="0"/>
-          <w:numId w:val="1002"/>
+          <w:numId w:val="1003"/>
         </w:numPr>
         <w:pStyle w:val="Compact"/>
       </w:pPr>
@@ -535,7 +553,7 @@
       <w:pPr>
         <w:numPr>
           <w:ilvl w:val="0"/>
-          <w:numId w:val="1002"/>
+          <w:numId w:val="1003"/>
         </w:numPr>
         <w:pStyle w:val="Compact"/>
       </w:pPr>
@@ -547,7 +565,7 @@
       <w:pPr>
         <w:numPr>
           <w:ilvl w:val="0"/>
-          <w:numId w:val="1002"/>
+          <w:numId w:val="1003"/>
         </w:numPr>
         <w:pStyle w:val="Compact"/>
       </w:pPr>
@@ -568,7 +586,7 @@
       <w:pPr>
         <w:numPr>
           <w:ilvl w:val="0"/>
-          <w:numId w:val="1002"/>
+          <w:numId w:val="1003"/>
         </w:numPr>
         <w:pStyle w:val="Compact"/>
       </w:pPr>
@@ -580,7 +598,7 @@
       <w:pPr>
         <w:numPr>
           <w:ilvl w:val="0"/>
-          <w:numId w:val="1002"/>
+          <w:numId w:val="1003"/>
         </w:numPr>
         <w:pStyle w:val="Compact"/>
       </w:pPr>
@@ -1664,73 +1682,133 @@
       <w:r>
         <w:t xml:space="preserve">Monitor understanding:</w:t>
       </w:r>
-      <w:r>
-        <w:t xml:space="preserve"> </w:t>
-      </w:r>
-      <w:r>
-        <w:t xml:space="preserve">- Which job counts stitches per inch for a living? What did we call that in Lesson 5.13?</w:t>
-      </w:r>
-      <w:r>
-        <w:t xml:space="preserve"> </w:t>
-      </w:r>
-      <w:r>
-        <w:t xml:space="preserve">- Which two of the thirteen can somebody run out of their own house?</w:t>
-      </w:r>
-      <w:r>
-        <w:t xml:space="preserve"> </w:t>
-      </w:r>
-      <w:r>
-        <w:t xml:space="preserve">- Which one needs chemistry, and why?</w:t>
-      </w:r>
-      <w:r>
-        <w:t xml:space="preserve"> </w:t>
-      </w:r>
-      <w:r>
-        <w:t xml:space="preserve">- What goes in the five-repair portfolio, and who looks at it?</w:t>
-      </w:r>
-      <w:r>
-        <w:t xml:space="preserve"> </w:t>
-      </w:r>
-      <w:r>
-        <w:t xml:space="preserve">- (Day 2, during the game) Which stitch for a hem, and which stitch for a seam that has to hold weight?</w:t>
-      </w:r>
-    </w:p>
-    <w:p>
-      <w:pPr>
-        <w:pStyle w:val="BodyText"/>
+    </w:p>
+    <w:p>
+      <w:pPr>
+        <w:numPr>
+          <w:ilvl w:val="0"/>
+          <w:numId w:val="1004"/>
+        </w:numPr>
+        <w:pStyle w:val="Compact"/>
+      </w:pPr>
+      <w:r>
+        <w:t xml:space="preserve">Which job counts stitches per inch for a living? What did we call that in Lesson 5.13?</w:t>
+      </w:r>
+    </w:p>
+    <w:p>
+      <w:pPr>
+        <w:numPr>
+          <w:ilvl w:val="0"/>
+          <w:numId w:val="1004"/>
+        </w:numPr>
+        <w:pStyle w:val="Compact"/>
+      </w:pPr>
+      <w:r>
+        <w:t xml:space="preserve">Which two of the thirteen can somebody run out of their own house?</w:t>
+      </w:r>
+    </w:p>
+    <w:p>
+      <w:pPr>
+        <w:numPr>
+          <w:ilvl w:val="0"/>
+          <w:numId w:val="1004"/>
+        </w:numPr>
+        <w:pStyle w:val="Compact"/>
+      </w:pPr>
+      <w:r>
+        <w:t xml:space="preserve">Which one needs chemistry, and why?</w:t>
+      </w:r>
+    </w:p>
+    <w:p>
+      <w:pPr>
+        <w:numPr>
+          <w:ilvl w:val="0"/>
+          <w:numId w:val="1004"/>
+        </w:numPr>
+        <w:pStyle w:val="Compact"/>
+      </w:pPr>
+      <w:r>
+        <w:t xml:space="preserve">What goes in the five-repair portfolio, and who looks at it?</w:t>
+      </w:r>
+    </w:p>
+    <w:p>
+      <w:pPr>
+        <w:numPr>
+          <w:ilvl w:val="0"/>
+          <w:numId w:val="1004"/>
+        </w:numPr>
+        <w:pStyle w:val="Compact"/>
+      </w:pPr>
+      <w:r>
+        <w:t xml:space="preserve">(Day 2, during the game) Which stitch for a hem, and which stitch for a seam that has to hold weight?</w:t>
+      </w:r>
+    </w:p>
+    <w:p>
+      <w:pPr>
+        <w:pStyle w:val="FirstParagraph"/>
       </w:pPr>
       <w:r>
         <w:t xml:space="preserve">Deepen learning (why and how, tied to their lives):</w:t>
       </w:r>
-      <w:r>
-        <w:t xml:space="preserve"> </w:t>
-      </w:r>
-      <w:r>
-        <w:t xml:space="preserve">- An alterations specialist and a fashion designer both work with clothes. Which one is more likely to have steady work in this town, and why?</w:t>
-      </w:r>
-      <w:r>
-        <w:t xml:space="preserve"> </w:t>
-      </w:r>
-      <w:r>
-        <w:t xml:space="preserve">- Every one of these jobs existed a hundred years ago except two. Which two, and what changed?</w:t>
-      </w:r>
-      <w:r>
-        <w:t xml:space="preserve"> </w:t>
-      </w:r>
-      <w:r>
-        <w:t xml:space="preserve">- The sustainability analyst job did not exist when your parents were your age. Where did it come from? (Point back at Lesson 5.14.)</w:t>
-      </w:r>
-      <w:r>
-        <w:t xml:space="preserve"> </w:t>
-      </w:r>
-      <w:r>
-        <w:t xml:space="preserve">- You do not have to pick a career at thirteen. So what is the point of the self-check?</w:t>
-      </w:r>
-      <w:r>
-        <w:t xml:space="preserve"> </w:t>
-      </w:r>
-      <w:r>
-        <w:t xml:space="preserve">- If you had to make money with the four stitches you know, starting this weekend, what would you do?</w:t>
+    </w:p>
+    <w:p>
+      <w:pPr>
+        <w:numPr>
+          <w:ilvl w:val="0"/>
+          <w:numId w:val="1005"/>
+        </w:numPr>
+        <w:pStyle w:val="Compact"/>
+      </w:pPr>
+      <w:r>
+        <w:t xml:space="preserve">An alterations specialist and a fashion designer both work with clothes. Which one is more likely to have steady work in this town, and why?</w:t>
+      </w:r>
+    </w:p>
+    <w:p>
+      <w:pPr>
+        <w:numPr>
+          <w:ilvl w:val="0"/>
+          <w:numId w:val="1005"/>
+        </w:numPr>
+        <w:pStyle w:val="Compact"/>
+      </w:pPr>
+      <w:r>
+        <w:t xml:space="preserve">Every one of these jobs existed a hundred years ago except two. Which two, and what changed?</w:t>
+      </w:r>
+    </w:p>
+    <w:p>
+      <w:pPr>
+        <w:numPr>
+          <w:ilvl w:val="0"/>
+          <w:numId w:val="1005"/>
+        </w:numPr>
+        <w:pStyle w:val="Compact"/>
+      </w:pPr>
+      <w:r>
+        <w:t xml:space="preserve">The sustainability analyst job did not exist when your parents were your age. Where did it come from? (Point back at Lesson 5.14.)</w:t>
+      </w:r>
+    </w:p>
+    <w:p>
+      <w:pPr>
+        <w:numPr>
+          <w:ilvl w:val="0"/>
+          <w:numId w:val="1005"/>
+        </w:numPr>
+        <w:pStyle w:val="Compact"/>
+      </w:pPr>
+      <w:r>
+        <w:t xml:space="preserve">You do not have to pick a career at thirteen. So what is the point of the self-check?</w:t>
+      </w:r>
+    </w:p>
+    <w:p>
+      <w:pPr>
+        <w:numPr>
+          <w:ilvl w:val="0"/>
+          <w:numId w:val="1005"/>
+        </w:numPr>
+        <w:pStyle w:val="Compact"/>
+      </w:pPr>
+      <w:r>
+        <w:t xml:space="preserve">If you had to make money with the four stitches you know, starting this weekend, what would you do?</w:t>
       </w:r>
     </w:p>
     <w:p>
@@ -1906,7 +1984,7 @@
       <w:pPr>
         <w:numPr>
           <w:ilvl w:val="0"/>
-          <w:numId w:val="1003"/>
+          <w:numId w:val="1006"/>
         </w:numPr>
         <w:pStyle w:val="Compact"/>
       </w:pPr>
@@ -1939,7 +2017,7 @@
       <w:pPr>
         <w:numPr>
           <w:ilvl w:val="0"/>
-          <w:numId w:val="1003"/>
+          <w:numId w:val="1006"/>
         </w:numPr>
         <w:pStyle w:val="Compact"/>
       </w:pPr>
@@ -1951,7 +2029,7 @@
       <w:pPr>
         <w:numPr>
           <w:ilvl w:val="0"/>
-          <w:numId w:val="1003"/>
+          <w:numId w:val="1006"/>
         </w:numPr>
         <w:pStyle w:val="Compact"/>
       </w:pPr>
@@ -1963,7 +2041,7 @@
       <w:pPr>
         <w:numPr>
           <w:ilvl w:val="0"/>
-          <w:numId w:val="1003"/>
+          <w:numId w:val="1006"/>
         </w:numPr>
         <w:pStyle w:val="Compact"/>
       </w:pPr>
@@ -1975,7 +2053,7 @@
       <w:pPr>
         <w:numPr>
           <w:ilvl w:val="0"/>
-          <w:numId w:val="1003"/>
+          <w:numId w:val="1006"/>
         </w:numPr>
         <w:pStyle w:val="Compact"/>
       </w:pPr>
@@ -1987,7 +2065,7 @@
       <w:pPr>
         <w:numPr>
           <w:ilvl w:val="0"/>
-          <w:numId w:val="1003"/>
+          <w:numId w:val="1006"/>
         </w:numPr>
         <w:pStyle w:val="Compact"/>
       </w:pPr>
@@ -2341,7 +2419,7 @@
       <w:pPr>
         <w:numPr>
           <w:ilvl w:val="0"/>
-          <w:numId w:val="1004"/>
+          <w:numId w:val="1007"/>
         </w:numPr>
         <w:pStyle w:val="Compact"/>
       </w:pPr>
@@ -2365,7 +2443,7 @@
       <w:pPr>
         <w:numPr>
           <w:ilvl w:val="0"/>
-          <w:numId w:val="1004"/>
+          <w:numId w:val="1007"/>
         </w:numPr>
         <w:pStyle w:val="Compact"/>
       </w:pPr>
@@ -2377,7 +2455,7 @@
       <w:pPr>
         <w:numPr>
           <w:ilvl w:val="0"/>
-          <w:numId w:val="1004"/>
+          <w:numId w:val="1007"/>
         </w:numPr>
         <w:pStyle w:val="Compact"/>
       </w:pPr>
@@ -2410,7 +2488,7 @@
       <w:pPr>
         <w:numPr>
           <w:ilvl w:val="0"/>
-          <w:numId w:val="1004"/>
+          <w:numId w:val="1007"/>
         </w:numPr>
         <w:pStyle w:val="Compact"/>
       </w:pPr>
@@ -2434,7 +2512,7 @@
       <w:pPr>
         <w:numPr>
           <w:ilvl w:val="0"/>
-          <w:numId w:val="1004"/>
+          <w:numId w:val="1007"/>
         </w:numPr>
         <w:pStyle w:val="Compact"/>
       </w:pPr>
@@ -2458,7 +2536,7 @@
       <w:pPr>
         <w:numPr>
           <w:ilvl w:val="0"/>
-          <w:numId w:val="1004"/>
+          <w:numId w:val="1007"/>
         </w:numPr>
         <w:pStyle w:val="Compact"/>
       </w:pPr>
@@ -2479,7 +2557,7 @@
       <w:pPr>
         <w:numPr>
           <w:ilvl w:val="0"/>
-          <w:numId w:val="1004"/>
+          <w:numId w:val="1007"/>
         </w:numPr>
         <w:pStyle w:val="Compact"/>
       </w:pPr>
@@ -2510,7 +2588,7 @@
       <w:pPr>
         <w:numPr>
           <w:ilvl w:val="0"/>
-          <w:numId w:val="1005"/>
+          <w:numId w:val="1008"/>
         </w:numPr>
         <w:pStyle w:val="Compact"/>
       </w:pPr>
@@ -2522,7 +2600,7 @@
       <w:pPr>
         <w:numPr>
           <w:ilvl w:val="0"/>
-          <w:numId w:val="1005"/>
+          <w:numId w:val="1008"/>
         </w:numPr>
         <w:pStyle w:val="Compact"/>
       </w:pPr>
@@ -2534,7 +2612,7 @@
       <w:pPr>
         <w:numPr>
           <w:ilvl w:val="0"/>
-          <w:numId w:val="1005"/>
+          <w:numId w:val="1008"/>
         </w:numPr>
         <w:pStyle w:val="Compact"/>
       </w:pPr>
@@ -2558,7 +2636,7 @@
       <w:pPr>
         <w:numPr>
           <w:ilvl w:val="0"/>
-          <w:numId w:val="1005"/>
+          <w:numId w:val="1008"/>
         </w:numPr>
         <w:pStyle w:val="Compact"/>
       </w:pPr>
@@ -2600,7 +2678,7 @@
       <w:pPr>
         <w:numPr>
           <w:ilvl w:val="0"/>
-          <w:numId w:val="1005"/>
+          <w:numId w:val="1008"/>
         </w:numPr>
         <w:pStyle w:val="Compact"/>
       </w:pPr>
@@ -2612,7 +2690,7 @@
       <w:pPr>
         <w:numPr>
           <w:ilvl w:val="0"/>
-          <w:numId w:val="1005"/>
+          <w:numId w:val="1008"/>
         </w:numPr>
         <w:pStyle w:val="Compact"/>
       </w:pPr>
@@ -2624,7 +2702,7 @@
       <w:pPr>
         <w:numPr>
           <w:ilvl w:val="0"/>
-          <w:numId w:val="1005"/>
+          <w:numId w:val="1008"/>
         </w:numPr>
         <w:pStyle w:val="Compact"/>
       </w:pPr>
@@ -2636,7 +2714,7 @@
       <w:pPr>
         <w:numPr>
           <w:ilvl w:val="0"/>
-          <w:numId w:val="1005"/>
+          <w:numId w:val="1008"/>
         </w:numPr>
         <w:pStyle w:val="Compact"/>
       </w:pPr>
@@ -2651,7 +2729,7 @@
       <w:pPr>
         <w:numPr>
           <w:ilvl w:val="0"/>
-          <w:numId w:val="1005"/>
+          <w:numId w:val="1008"/>
         </w:numPr>
         <w:pStyle w:val="Compact"/>
       </w:pPr>
@@ -2944,6 +3022,118 @@
       </w:pPr>
     </w:lvl>
   </w:abstractNum>
+  <w:abstractNum w:abstractNumId="99411">
+    <w:nsid w:val="71315dca"/>
+    <w:multiLevelType w:val="multilevel"/>
+    <w:lvl w:ilvl="0">
+      <w:start w:val="1"/>
+      <w:numFmt w:val="decimal"/>
+      <w:lvlText w:val="%1."/>
+      <w:lvlJc w:val="left"/>
+      <w:pPr>
+        <w:tabs>
+          <w:tab w:val="num" w:pos="0"/>
+        </w:tabs>
+        <w:ind w:left="480" w:hanging="480"/>
+      </w:pPr>
+    </w:lvl>
+    <w:lvl w:ilvl="1">
+      <w:start w:val="1"/>
+      <w:numFmt w:val="decimal"/>
+      <w:lvlText w:val="%2."/>
+      <w:lvlJc w:val="left"/>
+      <w:pPr>
+        <w:tabs>
+          <w:tab w:val="num" w:pos="720"/>
+        </w:tabs>
+        <w:ind w:left="1200" w:hanging="480"/>
+      </w:pPr>
+    </w:lvl>
+    <w:lvl w:ilvl="2">
+      <w:start w:val="1"/>
+      <w:numFmt w:val="decimal"/>
+      <w:lvlText w:val="%3."/>
+      <w:lvlJc w:val="left"/>
+      <w:pPr>
+        <w:tabs>
+          <w:tab w:val="num" w:pos="1440"/>
+        </w:tabs>
+        <w:ind w:left="1920" w:hanging="480"/>
+      </w:pPr>
+    </w:lvl>
+    <w:lvl w:ilvl="3">
+      <w:start w:val="1"/>
+      <w:numFmt w:val="decimal"/>
+      <w:lvlText w:val="%4."/>
+      <w:lvlJc w:val="left"/>
+      <w:pPr>
+        <w:tabs>
+          <w:tab w:val="num" w:pos="2160"/>
+        </w:tabs>
+        <w:ind w:left="2640" w:hanging="480"/>
+      </w:pPr>
+    </w:lvl>
+    <w:lvl w:ilvl="4">
+      <w:start w:val="1"/>
+      <w:numFmt w:val="decimal"/>
+      <w:lvlText w:val="%5."/>
+      <w:lvlJc w:val="left"/>
+      <w:pPr>
+        <w:tabs>
+          <w:tab w:val="num" w:pos="2880"/>
+        </w:tabs>
+        <w:ind w:left="3360" w:hanging="480"/>
+      </w:pPr>
+    </w:lvl>
+    <w:lvl w:ilvl="5">
+      <w:start w:val="1"/>
+      <w:numFmt w:val="decimal"/>
+      <w:lvlText w:val="%6."/>
+      <w:lvlJc w:val="left"/>
+      <w:pPr>
+        <w:tabs>
+          <w:tab w:val="num" w:pos="3600"/>
+        </w:tabs>
+        <w:ind w:left="4080" w:hanging="480"/>
+      </w:pPr>
+    </w:lvl>
+    <w:lvl w:ilvl="6">
+      <w:start w:val="1"/>
+      <w:numFmt w:val="decimal"/>
+      <w:lvlText w:val="%7."/>
+      <w:lvlJc w:val="left"/>
+      <w:pPr>
+        <w:tabs>
+          <w:tab w:val="num" w:pos="4320"/>
+        </w:tabs>
+        <w:ind w:left="4800" w:hanging="480"/>
+      </w:pPr>
+    </w:lvl>
+    <w:lvl w:ilvl="7">
+      <w:start w:val="1"/>
+      <w:numFmt w:val="decimal"/>
+      <w:lvlText w:val="%8."/>
+      <w:lvlJc w:val="left"/>
+      <w:pPr>
+        <w:tabs>
+          <w:tab w:val="num" w:pos="5040"/>
+        </w:tabs>
+        <w:ind w:left="5520" w:hanging="480"/>
+      </w:pPr>
+    </w:lvl>
+    <w:lvl w:ilvl="8">
+      <w:start w:val="1"/>
+      <w:numFmt w:val="decimal"/>
+      <w:lvlText w:val="%9."/>
+      <w:lvlJc w:val="left"/>
+      <w:pPr>
+        <w:tabs>
+          <w:tab w:val="num" w:pos="5760"/>
+        </w:tabs>
+        <w:ind w:left="6240" w:hanging="480"/>
+      </w:pPr>
+    </w:lvl>
+  </w:abstractNum>
   <w:num w:numId="1000">
     <w:abstractNumId w:val="990"/>
   </w:num>
@@ -2951,7 +3141,34 @@
     <w:abstractNumId w:val="991"/>
   </w:num>
   <w:num w:numId="1002">
-    <w:abstractNumId w:val="991"/>
+    <w:abstractNumId w:val="99411"/>
+    <w:lvlOverride w:ilvl="0">
+      <w:startOverride w:val="1"/>
+    </w:lvlOverride>
+    <w:lvlOverride w:ilvl="1">
+      <w:startOverride w:val="1"/>
+    </w:lvlOverride>
+    <w:lvlOverride w:ilvl="2">
+      <w:startOverride w:val="1"/>
+    </w:lvlOverride>
+    <w:lvlOverride w:ilvl="3">
+      <w:startOverride w:val="1"/>
+    </w:lvlOverride>
+    <w:lvlOverride w:ilvl="4">
+      <w:startOverride w:val="1"/>
+    </w:lvlOverride>
+    <w:lvlOverride w:ilvl="5">
+      <w:startOverride w:val="1"/>
+    </w:lvlOverride>
+    <w:lvlOverride w:ilvl="6">
+      <w:startOverride w:val="1"/>
+    </w:lvlOverride>
+    <w:lvlOverride w:ilvl="7">
+      <w:startOverride w:val="1"/>
+    </w:lvlOverride>
+    <w:lvlOverride w:ilvl="8">
+      <w:startOverride w:val="1"/>
+    </w:lvlOverride>
   </w:num>
   <w:num w:numId="1003">
     <w:abstractNumId w:val="991"/>
@@ -2960,6 +3177,15 @@
     <w:abstractNumId w:val="991"/>
   </w:num>
   <w:num w:numId="1005">
+    <w:abstractNumId w:val="991"/>
+  </w:num>
+  <w:num w:numId="1006">
+    <w:abstractNumId w:val="991"/>
+  </w:num>
+  <w:num w:numId="1007">
+    <w:abstractNumId w:val="991"/>
+  </w:num>
+  <w:num w:numId="1008">
     <w:abstractNumId w:val="991"/>
   </w:num>
 </w:numbering>

--- a/downloads/teacher/04 Units/Unit 05 - Apparel and Textile Production and Design - Make It, Mend It, Wear It/Lesson 05.19 - Careers in Textiles Apparel and Design and Unit 5 Review and Test.docx
+++ b/downloads/teacher/04 Units/Unit 05 - Apparel and Textile Production and Design - Make It, Mend It, Wear It/Lesson 05.19 - Careers in Textiles Apparel and Design and Unit 5 Review and Test.docx
@@ -487,15 +487,6 @@
       </w:r>
       <w:r>
         <w:t xml:space="preserve">(42 questions in seven categories, cut into a set per station)</w:t>
-      </w:r>
-      <w:r>
-        <w:t xml:space="preserve"> </w:t>
-      </w:r>
-      <w:r>
-        <w:rPr>
-          <w:rStyle w:val="TeacherNote"/>
-        </w:rPr>
-        <w:t xml:space="preserve">[Sal: if you prefer the same format as Unit 4’s game, the categories match]</w:t>
       </w:r>
     </w:p>
     <w:p>
@@ -1434,7 +1425,7 @@
               <w:t xml:space="preserve">“</w:t>
             </w:r>
             <w:r>
-              <w:t xml:space="preserve">Cost per wear: a $48 jacket [update] worn 120 times is $___ per wear. Name the stitch you would use to close a seam that has to hold weight.</w:t>
+              <w:t xml:space="preserve">Cost per wear: a $48 jacket worn 120 times is $___ per wear. Name the stitch you would use to close a seam that has to hold weight.</w:t>
             </w:r>
             <w:r>
               <w:t xml:space="preserve">”</w:t>
@@ -2001,16 +1992,7 @@
         <w:t xml:space="preserve">Vocabulary 05.md</w:t>
       </w:r>
       <w:r>
-        <w:t xml:space="preserve">; on Day 2 the vocabulary list with translations is allowed as a word bank on the test and the scenario item is read aloud once to the class; the short written response may be written in the home language and scored on content</w:t>
-      </w:r>
-      <w:r>
-        <w:t xml:space="preserve"> </w:t>
-      </w:r>
-      <w:r>
-        <w:rPr>
-          <w:rStyle w:val="TeacherNote"/>
-        </w:rPr>
-        <w:t xml:space="preserve">[Sal: check the school’s testing accommodation rule].</w:t>
+        <w:t xml:space="preserve">; on Day 2 the vocabulary list with translations is allowed as a word bank on the test and the scenario item is read aloud once to the class; the short written response may be written in the home language and scored on content.</w:t>
       </w:r>
     </w:p>
     <w:p>
@@ -2375,22 +2357,7 @@
         <w:t xml:space="preserve"> </w:t>
       </w:r>
       <w:r>
-        <w:t xml:space="preserve">Send the counselor the card set. High school CTE: if the district or a nearby BOCES runs an apparel, fashion, or design program, name it on the slide and say what it takes to get in</w:t>
-      </w:r>
-      <w:r>
-        <w:t xml:space="preserve"> </w:t>
-      </w:r>
-      <w:r>
-        <w:rPr>
-          <w:rStyle w:val="TeacherNote"/>
-        </w:rPr>
-        <w:t xml:space="preserve">[Sal: check the BOCES CTE program list for your school’s county and put the real program name on slide 12].</w:t>
-      </w:r>
-      <w:r>
-        <w:t xml:space="preserve"> </w:t>
-      </w:r>
-      <w:r>
-        <w:t xml:space="preserve">Community: an alterations tailor, an upholsterer, or a dry cleaner for a ten-minute visit or three recorded answers,</w:t>
+        <w:t xml:space="preserve">Send the counselor the card set. High school CTE: if the district or a nearby BOCES runs an apparel, fashion, or design program, name it on the slide and say what it takes to get in. Community: an alterations tailor, an upholsterer, or a dry cleaner for a ten-minute visit or three recorded answers,</w:t>
       </w:r>
       <w:r>
         <w:t xml:space="preserve"> </w:t>
@@ -2474,15 +2441,6 @@
       <w:r>
         <w:t xml:space="preserve">, section 2.</w:t>
       </w:r>
-      <w:r>
-        <w:t xml:space="preserve"> </w:t>
-      </w:r>
-      <w:r>
-        <w:rPr>
-          <w:rStyle w:val="TeacherNote"/>
-        </w:rPr>
-        <w:t xml:space="preserve">[Sal: confirm against the NYSED PDF.]</w:t>
-      </w:r>
     </w:p>
     <w:p>
       <w:pPr>
@@ -2543,15 +2501,6 @@
       <w:r>
         <w:t xml:space="preserve">Job descriptions on the career cards are written for this lesson in plain language.</w:t>
       </w:r>
-      <w:r>
-        <w:t xml:space="preserve"> </w:t>
-      </w:r>
-      <w:r>
-        <w:rPr>
-          <w:rStyle w:val="TeacherNote"/>
-        </w:rPr>
-        <w:t xml:space="preserve">[Sal: wage and outlook figures were deliberately left off the cards because they date fast; if you want them, pull them from the US Bureau of Labor Statistics Occupational Outlook Handbook the week you teach it and write the year on the card.]</w:t>
-      </w:r>
     </w:p>
     <w:p>
       <w:pPr>
@@ -2708,21 +2657,6 @@
       </w:pPr>
       <w:r>
         <w:t xml:space="preserve">Common test mistake: students mix up which stitch is for what. The game’s stitch category exists for that, and the do now on Day 2 asks it directly.</w:t>
-      </w:r>
-    </w:p>
-    <w:p>
-      <w:pPr>
-        <w:numPr>
-          <w:ilvl w:val="0"/>
-          <w:numId w:val="1008"/>
-        </w:numPr>
-        <w:pStyle w:val="Compact"/>
-      </w:pPr>
-      <w:r>
-        <w:rPr>
-          <w:rStyle w:val="TeacherNote"/>
-        </w:rPr>
-        <w:t xml:space="preserve">[Sal: your own path went Penn State, Oracle, hospitality, a business you built, and now a classroom. Say that in thirty seconds on Day 1 when you get to the pathway sort. It is the best evidence in the room that these routes are not one-way, and students remember a teacher who says how they got here.]</w:t>
       </w:r>
     </w:p>
     <w:p>
